--- a/inbox/Application Aware Networking/Book_08_FedAAN_SQL_Server_Implementation_Guide.docx
+++ b/inbox/Application Aware Networking/Book_08_FedAAN_SQL_Server_Implementation_Guide.docx
@@ -65,10 +65,10 @@
         <w:tblStyle w:val="Table"/>
         <w:tblLook w:firstRow="0" w:lastRow="0" w:firstColumn="0" w:lastColumn="0" w:noHBand="0" w:noVBand="0" w:val="0000"/>
         <w:tblBorders>
-          <w:top w:val="single" w:sz="4" w:space="0" w:color="CC1914"/>
-          <w:left w:val="single" w:sz="24" w:space="0" w:color="CC1914"/>
-          <w:bottom w:val="single" w:sz="4" w:space="0" w:color="CC1914"/>
-          <w:right w:val="single" w:sz="4" w:space="0" w:color="CC1914"/>
+          <w:top w:val="single" w:sz="4" w:space="0" w:color="EB9113"/>
+          <w:left w:val="single" w:sz="24" w:space="0" w:color="EB9113"/>
+          <w:bottom w:val="single" w:sz="4" w:space="0" w:color="EB9113"/>
+          <w:right w:val="single" w:sz="4" w:space="0" w:color="EB9113"/>
         </w:tblBorders>
         <w:tblCellMar>
           <w:left w:w="144" w:type="dxa"/>
@@ -82,7 +82,7 @@
         </w:trPr>
         <w:tc>
           <w:tcPr>
-            <w:shd w:color="auto" w:fill="f7dddc" w:val="clear"/>
+            <w:shd w:color="auto" w:fill="fcefdc" w:val="clear"/>
             <w:tcMar>
               <w:top w:w="92" w:type="dxa"/>
               <w:bottom w:w="92" w:type="dxa"/>
@@ -106,7 +106,7 @@
                     <a:graphicData uri="http://schemas.openxmlformats.org/drawingml/2006/picture">
                       <pic:pic>
                         <pic:nvPicPr>
-                          <pic:cNvPr descr="/opt/quarto/share/formats/docx/important.png" id="11" name="Picture"/>
+                          <pic:cNvPr descr="/opt/quarto/share/formats/docx/warning.png" id="11" name="Picture"/>
                           <pic:cNvPicPr>
                             <a:picLocks noChangeArrowheads="1" noChangeAspect="1"/>
                           </pic:cNvPicPr>
@@ -145,7 +145,7 @@
               <w:t xml:space="preserve"> </w:t>
             </w:r>
             <w:r>
-              <w:t xml:space="preserve">Important</w:t>
+              <w:t xml:space="preserve">Draft Proposal — Subject to Review</w:t>
             </w:r>
           </w:p>
         </w:tc>
@@ -169,6 +169,159 @@
               <w:spacing w:before="16" w:after="16"/>
             </w:pPr>
             <w:r>
+              <w:t xml:space="preserve">This document is a</w:t>
+            </w:r>
+            <w:r>
+              <w:t xml:space="preserve"> </w:t>
+            </w:r>
+            <w:r>
+              <w:rPr>
+                <w:b/>
+                <w:bCs/>
+              </w:rPr>
+              <w:t xml:space="preserve">draft proposal</w:t>
+            </w:r>
+            <w:r>
+              <w:t xml:space="preserve"> </w:t>
+            </w:r>
+            <w:r>
+              <w:t xml:space="preserve">developed by the</w:t>
+            </w:r>
+            <w:r>
+              <w:t xml:space="preserve"> </w:t>
+            </w:r>
+            <w:r>
+              <w:rPr>
+                <w:b/>
+                <w:bCs/>
+              </w:rPr>
+              <w:t xml:space="preserve">CSI Team (Cloud Services Infrastructure)</w:t>
+            </w:r>
+            <w:r>
+              <w:t xml:space="preserve">. It is an attempt at a comprehensive SSA-wide technical roadmap and has not been reviewed or approved by the SSA CIO Office, the Office of Information Security (OIS), or organizational leadership. All recommendations, vendor selections, control mappings, and implementation timelines are subject to revision pending formal review by the SSA CIO Office and organizational components.</w:t>
+            </w:r>
+          </w:p>
+          <w:p/>
+        </w:tc>
+      </w:tr>
+    </w:tbl>
+    <w:p>
+      <w:pPr>
+        <w:pStyle w:val="BodyText"/>
+      </w:pPr>
+      <w:r>
+        <w:t xml:space="preserve"> </w:t>
+      </w:r>
+    </w:p>
+    <w:tbl>
+      <w:tblPr>
+        <w:tblStyle w:val="Table"/>
+        <w:tblLook w:firstRow="0" w:lastRow="0" w:firstColumn="0" w:lastColumn="0" w:noHBand="0" w:noVBand="0" w:val="0000"/>
+        <w:tblBorders>
+          <w:top w:val="single" w:sz="4" w:space="0" w:color="CC1914"/>
+          <w:left w:val="single" w:sz="24" w:space="0" w:color="CC1914"/>
+          <w:bottom w:val="single" w:sz="4" w:space="0" w:color="CC1914"/>
+          <w:right w:val="single" w:sz="4" w:space="0" w:color="CC1914"/>
+        </w:tblBorders>
+        <w:tblCellMar>
+          <w:left w:w="144" w:type="dxa"/>
+          <w:right w:w="144" w:type="dxa"/>
+        </w:tblCellMar>
+        <w:tblLook w:firstRow="0" w:lastRow="0" w:firstColumn="0" w:lastColumn="0" w:noHBand="0" w:noVBand="0" w:val="0000"/>
+      </w:tblPr>
+      <w:tr>
+        <w:trPr>
+          <w:cantSplit/>
+        </w:trPr>
+        <w:tc>
+          <w:tcPr>
+            <w:shd w:color="auto" w:fill="f7dddc" w:val="clear"/>
+            <w:tcMar>
+              <w:top w:w="92" w:type="dxa"/>
+              <w:bottom w:w="92" w:type="dxa"/>
+            </w:tcMar>
+          </w:tcPr>
+          <w:p>
+            <w:pPr>
+              <w:pStyle w:val="BodyText"/>
+            </w:pPr>
+            <w:pPr>
+              <w:spacing w:before="0" w:after="0"/>
+              <w:textAlignment w:val="center"/>
+            </w:pPr>
+            <w:r>
+              <w:drawing>
+                <wp:inline>
+                  <wp:extent cx="152400" cy="152400"/>
+                  <wp:effectExtent b="0" l="0" r="0" t="0"/>
+                  <wp:docPr descr="" title="" id="13" name="Picture"/>
+                  <a:graphic>
+                    <a:graphicData uri="http://schemas.openxmlformats.org/drawingml/2006/picture">
+                      <pic:pic>
+                        <pic:nvPicPr>
+                          <pic:cNvPr descr="/opt/quarto/share/formats/docx/important.png" id="14" name="Picture"/>
+                          <pic:cNvPicPr>
+                            <a:picLocks noChangeArrowheads="1" noChangeAspect="1"/>
+                          </pic:cNvPicPr>
+                        </pic:nvPicPr>
+                        <pic:blipFill>
+                          <a:blip r:embed="rId12"/>
+                          <a:stretch>
+                            <a:fillRect/>
+                          </a:stretch>
+                        </pic:blipFill>
+                        <pic:spPr bwMode="auto">
+                          <a:xfrm>
+                            <a:off x="0" y="0"/>
+                            <a:ext cx="152400" cy="152400"/>
+                          </a:xfrm>
+                          <a:prstGeom prst="rect">
+                            <a:avLst/>
+                          </a:prstGeom>
+                          <a:noFill/>
+                          <a:ln w="9525">
+                            <a:noFill/>
+                            <a:headEnd/>
+                            <a:tailEnd/>
+                          </a:ln>
+                        </pic:spPr>
+                      </pic:pic>
+                    </a:graphicData>
+                  </a:graphic>
+                </wp:inline>
+              </w:drawing>
+            </w:r>
+            <w:r>
+              <w:t xml:space="preserve"> </w:t>
+            </w:r>
+            <w:r>
+              <w:t xml:space="preserve"> </w:t>
+            </w:r>
+            <w:r>
+              <w:t xml:space="preserve">Important</w:t>
+            </w:r>
+          </w:p>
+        </w:tc>
+      </w:tr>
+      <w:tr>
+        <w:trPr>
+          <w:cantSplit/>
+        </w:trPr>
+        <w:tc>
+          <w:tcPr>
+            <w:tcMar>
+              <w:top w:w="108" w:type="dxa"/>
+              <w:bottom w:w="108" w:type="dxa"/>
+            </w:tcMar>
+          </w:tcPr>
+          <w:p>
+            <w:pPr>
+              <w:pStyle w:val="BodyText"/>
+            </w:pPr>
+            <w:pPr>
+              <w:spacing w:before="16" w:after="16"/>
+            </w:pPr>
+            <w:r>
               <w:rPr>
                 <w:b/>
                 <w:bCs/>
@@ -186,7 +339,7 @@
         </w:tc>
       </w:tr>
     </w:tbl>
-    <w:bookmarkStart w:id="16" w:name="how-to-use-this-guide"/>
+    <w:bookmarkStart w:id="19" w:name="how-to-use-this-guide"/>
     <w:p>
       <w:pPr>
         <w:pStyle w:val="Heading1"/>
@@ -216,7 +369,7 @@
       <w:tr>
         <w:tc>
           <w:tcPr/>
-          <w:bookmarkStart w:id="15" w:name="fig-imp01"/>
+          <w:bookmarkStart w:id="18" w:name="fig-imp01"/>
           <w:p>
             <w:pPr>
               <w:pStyle w:val="Compact"/>
@@ -227,18 +380,18 @@
                 <wp:inline>
                   <wp:extent cx="5334000" cy="1856642"/>
                   <wp:effectExtent b="0" l="0" r="0" t="0"/>
-                  <wp:docPr descr="" title="" id="13" name="Picture"/>
+                  <wp:docPr descr="" title="" id="16" name="Picture"/>
                   <a:graphic>
                     <a:graphicData uri="http://schemas.openxmlformats.org/drawingml/2006/picture">
                       <pic:pic>
                         <pic:nvPicPr>
-                          <pic:cNvPr descr="figs/imp-fig-01-book-run-order.png" id="14" name="Picture"/>
+                          <pic:cNvPr descr="figs/imp-fig-01-book-run-order.png" id="17" name="Picture"/>
                           <pic:cNvPicPr>
                             <a:picLocks noChangeArrowheads="1" noChangeAspect="1"/>
                           </pic:cNvPicPr>
                         </pic:nvPicPr>
                         <pic:blipFill>
-                          <a:blip r:embed="rId12"/>
+                          <a:blip r:embed="rId15"/>
                           <a:stretch>
                             <a:fillRect/>
                           </a:stretch>
@@ -278,7 +431,7 @@
               <w:t xml:space="preserve">Figure 1: The ten books run in sequence. The consolidation gate at Book 02 determines which instances proceed. Only retained instances are processed through Books 03–10.</w:t>
             </w:r>
           </w:p>
-          <w:bookmarkEnd w:id="15"/>
+          <w:bookmarkEnd w:id="18"/>
         </w:tc>
       </w:tr>
     </w:tbl>
@@ -397,8 +550,8 @@
         </w:pict>
       </w:r>
     </w:p>
-    <w:bookmarkEnd w:id="16"/>
-    <w:bookmarkStart w:id="19" w:name="book-01-prerequisites-and-toolchain"/>
+    <w:bookmarkEnd w:id="19"/>
+    <w:bookmarkStart w:id="22" w:name="book-01-prerequisites-and-toolchain"/>
     <w:p>
       <w:pPr>
         <w:pStyle w:val="Heading1"/>
@@ -407,7 +560,7 @@
         <w:t xml:space="preserve">2. Book 01 — Prerequisites and Toolchain</w:t>
       </w:r>
     </w:p>
-    <w:bookmarkStart w:id="17" w:name="prerequisites-checklist"/>
+    <w:bookmarkStart w:id="20" w:name="prerequisites-checklist"/>
     <w:p>
       <w:pPr>
         <w:pStyle w:val="Heading2"/>
@@ -748,8 +901,8 @@
         <w:t xml:space="preserve">available (included in Windows Server RSAT tools)</w:t>
       </w:r>
     </w:p>
-    <w:bookmarkEnd w:id="17"/>
-    <w:bookmarkStart w:id="18" w:name="service-account-baseline"/>
+    <w:bookmarkEnd w:id="20"/>
+    <w:bookmarkStart w:id="21" w:name="service-account-baseline"/>
     <w:p>
       <w:pPr>
         <w:pStyle w:val="Heading2"/>
@@ -1031,9 +1184,9 @@
         </w:pict>
       </w:r>
     </w:p>
-    <w:bookmarkEnd w:id="18"/>
-    <w:bookmarkEnd w:id="19"/>
-    <w:bookmarkStart w:id="28" w:name="X743f98ea8e463c5eb27657fd251e7afda035b08"/>
+    <w:bookmarkEnd w:id="21"/>
+    <w:bookmarkEnd w:id="22"/>
+    <w:bookmarkStart w:id="31" w:name="X743f98ea8e463c5eb27657fd251e7afda035b08"/>
     <w:p>
       <w:pPr>
         <w:pStyle w:val="Heading1"/>
@@ -1055,7 +1208,7 @@
       <w:tr>
         <w:tc>
           <w:tcPr/>
-          <w:bookmarkStart w:id="23" w:name="fig-imp02"/>
+          <w:bookmarkStart w:id="26" w:name="fig-imp02"/>
           <w:p>
             <w:pPr>
               <w:pStyle w:val="Compact"/>
@@ -1066,18 +1219,18 @@
                 <wp:inline>
                   <wp:extent cx="5334000" cy="1784838"/>
                   <wp:effectExtent b="0" l="0" r="0" t="0"/>
-                  <wp:docPr descr="" title="" id="21" name="Picture"/>
+                  <wp:docPr descr="" title="" id="24" name="Picture"/>
                   <a:graphic>
                     <a:graphicData uri="http://schemas.openxmlformats.org/drawingml/2006/picture">
                       <pic:pic>
                         <pic:nvPicPr>
-                          <pic:cNvPr descr="figs/imp-fig-02-estate-discovery.png" id="22" name="Picture"/>
+                          <pic:cNvPr descr="figs/imp-fig-02-estate-discovery.png" id="25" name="Picture"/>
                           <pic:cNvPicPr>
                             <a:picLocks noChangeArrowheads="1" noChangeAspect="1"/>
                           </pic:cNvPicPr>
                         </pic:nvPicPr>
                         <pic:blipFill>
-                          <a:blip r:embed="rId20"/>
+                          <a:blip r:embed="rId23"/>
                           <a:stretch>
                             <a:fillRect/>
                           </a:stretch>
@@ -1117,11 +1270,11 @@
               <w:t xml:space="preserve">Figure 2: Estate discovery drives a consolidation gate assigning each instance to retain, consolidate, or retire. Only retained instances proceed to Books 03–10.</w:t>
             </w:r>
           </w:p>
-          <w:bookmarkEnd w:id="23"/>
+          <w:bookmarkEnd w:id="26"/>
         </w:tc>
       </w:tr>
     </w:tbl>
-    <w:bookmarkStart w:id="24" w:name="sql-instance-scan"/>
+    <w:bookmarkStart w:id="27" w:name="sql-instance-scan"/>
     <w:p>
       <w:pPr>
         <w:pStyle w:val="Heading2"/>
@@ -1688,8 +1841,8 @@
         <w:t xml:space="preserve">Cross-reference SPN results against Azure Migrate discovery output if available. Instances registered in SPN but not responding to connection attempts are candidates for the zombie classification.</w:t>
       </w:r>
     </w:p>
-    <w:bookmarkEnd w:id="24"/>
-    <w:bookmarkStart w:id="25" w:name="authentication-type-audit"/>
+    <w:bookmarkEnd w:id="27"/>
+    <w:bookmarkStart w:id="28" w:name="authentication-type-audit"/>
     <w:p>
       <w:pPr>
         <w:pStyle w:val="Heading2"/>
@@ -2061,8 +2214,8 @@
         <w:t xml:space="preserve">connections are flagged for login migration.</w:t>
       </w:r>
     </w:p>
-    <w:bookmarkEnd w:id="25"/>
-    <w:bookmarkStart w:id="26" w:name="utilization-assessment"/>
+    <w:bookmarkEnd w:id="28"/>
+    <w:bookmarkStart w:id="29" w:name="utilization-assessment"/>
     <w:p>
       <w:pPr>
         <w:pStyle w:val="Heading2"/>
@@ -2588,8 +2741,8 @@
         <w:t xml:space="preserve">;</w:t>
       </w:r>
     </w:p>
-    <w:bookmarkEnd w:id="26"/>
-    <w:bookmarkStart w:id="27" w:name="consolidation-gate-decision"/>
+    <w:bookmarkEnd w:id="29"/>
+    <w:bookmarkStart w:id="30" w:name="consolidation-gate-decision"/>
     <w:p>
       <w:pPr>
         <w:pStyle w:val="Heading2"/>
@@ -2675,9 +2828,9 @@
         </w:pict>
       </w:r>
     </w:p>
-    <w:bookmarkEnd w:id="27"/>
-    <w:bookmarkEnd w:id="28"/>
-    <w:bookmarkStart w:id="37" w:name="book-03-authentication-audit"/>
+    <w:bookmarkEnd w:id="30"/>
+    <w:bookmarkEnd w:id="31"/>
+    <w:bookmarkStart w:id="40" w:name="book-03-authentication-audit"/>
     <w:p>
       <w:pPr>
         <w:pStyle w:val="Heading1"/>
@@ -2694,7 +2847,7 @@
         <w:t xml:space="preserve">The authentication audit produces the pre-migration baseline: every login, its type, its last use, and its associated permissions. This baseline is the reference document for the login migration in Book 05.</w:t>
       </w:r>
     </w:p>
-    <w:bookmarkStart w:id="29" w:name="login-inventory"/>
+    <w:bookmarkStart w:id="32" w:name="login-inventory"/>
     <w:p>
       <w:pPr>
         <w:pStyle w:val="Heading2"/>
@@ -3125,8 +3278,8 @@
         <w:t xml:space="preserve"> p.type_desc, p.name;</w:t>
       </w:r>
     </w:p>
-    <w:bookmarkEnd w:id="29"/>
-    <w:bookmarkStart w:id="30" w:name="database-user-inventory"/>
+    <w:bookmarkEnd w:id="32"/>
+    <w:bookmarkStart w:id="33" w:name="database-user-inventory"/>
     <w:p>
       <w:pPr>
         <w:pStyle w:val="Heading2"/>
@@ -3470,8 +3623,8 @@
         <w:t xml:space="preserve">'</w:t>
       </w:r>
     </w:p>
-    <w:bookmarkEnd w:id="30"/>
-    <w:bookmarkStart w:id="31" w:name="ntlm-source-identification"/>
+    <w:bookmarkEnd w:id="33"/>
+    <w:bookmarkStart w:id="34" w:name="ntlm-source-identification"/>
     <w:p>
       <w:pPr>
         <w:pStyle w:val="Heading2"/>
@@ -4327,8 +4480,8 @@
         <w:t xml:space="preserve">NoTypeInformation</w:t>
       </w:r>
     </w:p>
-    <w:bookmarkEnd w:id="31"/>
-    <w:bookmarkStart w:id="36" w:name="five-closure-conditions"/>
+    <w:bookmarkEnd w:id="34"/>
+    <w:bookmarkStart w:id="39" w:name="five-closure-conditions"/>
     <w:p>
       <w:pPr>
         <w:pStyle w:val="Heading2"/>
@@ -4358,7 +4511,7 @@
       <w:tr>
         <w:tc>
           <w:tcPr/>
-          <w:bookmarkStart w:id="35" w:name="fig-imp03"/>
+          <w:bookmarkStart w:id="38" w:name="fig-imp03"/>
           <w:p>
             <w:pPr>
               <w:pStyle w:val="Compact"/>
@@ -4369,18 +4522,18 @@
                 <wp:inline>
                   <wp:extent cx="5334000" cy="2282336"/>
                   <wp:effectExtent b="0" l="0" r="0" t="0"/>
-                  <wp:docPr descr="" title="" id="33" name="Picture"/>
+                  <wp:docPr descr="" title="" id="36" name="Picture"/>
                   <a:graphic>
                     <a:graphicData uri="http://schemas.openxmlformats.org/drawingml/2006/picture">
                       <pic:pic>
                         <pic:nvPicPr>
-                          <pic:cNvPr descr="figs/san-fig-03-ntlm-elimination.png" id="34" name="Picture"/>
+                          <pic:cNvPr descr="figs/san-fig-03-ntlm-elimination.png" id="37" name="Picture"/>
                           <pic:cNvPicPr>
                             <a:picLocks noChangeArrowheads="1" noChangeAspect="1"/>
                           </pic:cNvPicPr>
                         </pic:nvPicPr>
                         <pic:blipFill>
-                          <a:blip r:embed="rId32"/>
+                          <a:blip r:embed="rId35"/>
                           <a:stretch>
                             <a:fillRect/>
                           </a:stretch>
@@ -4420,7 +4573,7 @@
               <w:t xml:space="preserve">Figure 3: The five closure conditions gate progression from authentication audit to Arc deployment. All five must be documented before Book 04 begins.</w:t>
             </w:r>
           </w:p>
-          <w:bookmarkEnd w:id="35"/>
+          <w:bookmarkEnd w:id="38"/>
         </w:tc>
       </w:tr>
     </w:tbl>
@@ -4541,9 +4694,9 @@
         </w:pict>
       </w:r>
     </w:p>
-    <w:bookmarkEnd w:id="36"/>
-    <w:bookmarkEnd w:id="37"/>
-    <w:bookmarkStart w:id="43" w:name="Xc19cf4ffc6dc31a3ba28be91757ab7498b90766"/>
+    <w:bookmarkEnd w:id="39"/>
+    <w:bookmarkEnd w:id="40"/>
+    <w:bookmarkStart w:id="46" w:name="Xc19cf4ffc6dc31a3ba28be91757ab7498b90766"/>
     <w:p>
       <w:pPr>
         <w:pStyle w:val="Heading1"/>
@@ -4552,7 +4705,7 @@
         <w:t xml:space="preserve">5. Book 04 — Arc Deployment and Managed Identity</w:t>
       </w:r>
     </w:p>
-    <w:bookmarkStart w:id="38" w:name="arc-agent-installation"/>
+    <w:bookmarkStart w:id="41" w:name="arc-agent-installation"/>
     <w:p>
       <w:pPr>
         <w:pStyle w:val="Heading2"/>
@@ -4790,8 +4943,8 @@
         <w:t xml:space="preserve">#                   --location $env:LOCATION</w:t>
       </w:r>
     </w:p>
-    <w:bookmarkEnd w:id="38"/>
-    <w:bookmarkStart w:id="39" w:name="verify-arc-enrollment"/>
+    <w:bookmarkEnd w:id="41"/>
+    <w:bookmarkStart w:id="42" w:name="verify-arc-enrollment"/>
     <w:p>
       <w:pPr>
         <w:pStyle w:val="Heading2"/>
@@ -4868,8 +5021,8 @@
         <w:t xml:space="preserve"># Tenant ID: &lt;tenantid&gt;</w:t>
       </w:r>
     </w:p>
-    <w:bookmarkEnd w:id="39"/>
-    <w:bookmarkStart w:id="40" w:name="sql-server-arc-extension"/>
+    <w:bookmarkEnd w:id="42"/>
+    <w:bookmarkStart w:id="43" w:name="sql-server-arc-extension"/>
     <w:p>
       <w:pPr>
         <w:pStyle w:val="Heading2"/>
@@ -5131,8 +5284,8 @@
         <w:t xml:space="preserve">'{"SqlManagement":{"IsEnabled":true}}'</w:t>
       </w:r>
     </w:p>
-    <w:bookmarkEnd w:id="40"/>
-    <w:bookmarkStart w:id="41" w:name="validate-managed-identity-token"/>
+    <w:bookmarkEnd w:id="43"/>
+    <w:bookmarkStart w:id="44" w:name="validate-managed-identity-token"/>
     <w:p>
       <w:pPr>
         <w:pStyle w:val="Heading2"/>
@@ -5604,8 +5757,8 @@
         <w:t xml:space="preserve">}</w:t>
       </w:r>
     </w:p>
-    <w:bookmarkEnd w:id="41"/>
-    <w:bookmarkStart w:id="42" w:name="X85882f62bbb95d7730a71508753ec27d92f49ce"/>
+    <w:bookmarkEnd w:id="44"/>
+    <w:bookmarkStart w:id="45" w:name="X85882f62bbb95d7730a71508753ec27d92f49ce"/>
     <w:p>
       <w:pPr>
         <w:pStyle w:val="Heading2"/>
@@ -5866,9 +6019,9 @@
         </w:pict>
       </w:r>
     </w:p>
-    <w:bookmarkEnd w:id="42"/>
-    <w:bookmarkEnd w:id="43"/>
-    <w:bookmarkStart w:id="47" w:name="book-05-login-migration-and-parallel-run"/>
+    <w:bookmarkEnd w:id="45"/>
+    <w:bookmarkEnd w:id="46"/>
+    <w:bookmarkStart w:id="50" w:name="book-05-login-migration-and-parallel-run"/>
     <w:p>
       <w:pPr>
         <w:pStyle w:val="Heading1"/>
@@ -5885,7 +6038,7 @@
         <w:t xml:space="preserve">This book is the core migration action. Every legacy login on every retained instance is migrated to an Entra login using the four-phase parallel run pattern.</w:t>
       </w:r>
     </w:p>
-    <w:bookmarkStart w:id="44" w:name="migration-sequence-per-login"/>
+    <w:bookmarkStart w:id="47" w:name="migration-sequence-per-login"/>
     <w:p>
       <w:pPr>
         <w:pStyle w:val="Heading2"/>
@@ -6855,8 +7008,8 @@
         <w:t xml:space="preserve">;</w:t>
       </w:r>
     </w:p>
-    <w:bookmarkEnd w:id="44"/>
-    <w:bookmarkStart w:id="45" w:name="sa-account-handling"/>
+    <w:bookmarkEnd w:id="47"/>
+    <w:bookmarkStart w:id="48" w:name="sa-account-handling"/>
     <w:p>
       <w:pPr>
         <w:pStyle w:val="Heading2"/>
@@ -7032,8 +7185,8 @@
         <w:t xml:space="preserve">;</w:t>
       </w:r>
     </w:p>
-    <w:bookmarkEnd w:id="45"/>
-    <w:bookmarkStart w:id="46" w:name="migration-tracking-table"/>
+    <w:bookmarkEnd w:id="48"/>
+    <w:bookmarkStart w:id="49" w:name="migration-tracking-table"/>
     <w:p>
       <w:pPr>
         <w:pStyle w:val="Heading2"/>
@@ -7482,9 +7635,9 @@
         </w:pict>
       </w:r>
     </w:p>
-    <w:bookmarkEnd w:id="46"/>
-    <w:bookmarkEnd w:id="47"/>
-    <w:bookmarkStart w:id="51" w:name="book-06-ntlm-detection-and-remediation"/>
+    <w:bookmarkEnd w:id="49"/>
+    <w:bookmarkEnd w:id="50"/>
+    <w:bookmarkStart w:id="54" w:name="book-06-ntlm-detection-and-remediation"/>
     <w:p>
       <w:pPr>
         <w:pStyle w:val="Heading1"/>
@@ -7493,7 +7646,7 @@
         <w:t xml:space="preserve">7. Book 06 — NTLM Detection and Remediation</w:t>
       </w:r>
     </w:p>
-    <w:bookmarkStart w:id="48" w:name="spn-fix"/>
+    <w:bookmarkStart w:id="51" w:name="spn-fix"/>
     <w:p>
       <w:pPr>
         <w:pStyle w:val="Heading2"/>
@@ -8440,8 +8593,8 @@
         <w:t xml:space="preserve">()</w:t>
       </w:r>
     </w:p>
-    <w:bookmarkEnd w:id="48"/>
-    <w:bookmarkStart w:id="49" w:name="linked-server-remediation"/>
+    <w:bookmarkEnd w:id="51"/>
+    <w:bookmarkStart w:id="52" w:name="linked-server-remediation"/>
     <w:p>
       <w:pPr>
         <w:pStyle w:val="Heading2"/>
@@ -8926,8 +9079,8 @@
         <w:t xml:space="preserve">-- Token authentication — no password</w:t>
       </w:r>
     </w:p>
-    <w:bookmarkEnd w:id="49"/>
-    <w:bookmarkStart w:id="50" w:name="ntlmv1-block-phase-b-completion-action"/>
+    <w:bookmarkEnd w:id="52"/>
+    <w:bookmarkStart w:id="53" w:name="ntlmv1-block-phase-b-completion-action"/>
     <w:p>
       <w:pPr>
         <w:pStyle w:val="Heading2"/>
@@ -9158,9 +9311,9 @@
         </w:pict>
       </w:r>
     </w:p>
-    <w:bookmarkEnd w:id="50"/>
-    <w:bookmarkEnd w:id="51"/>
-    <w:bookmarkStart w:id="55" w:name="X7a0a11100b1df5044591faf87cce25d4e6c2369"/>
+    <w:bookmarkEnd w:id="53"/>
+    <w:bookmarkEnd w:id="54"/>
+    <w:bookmarkStart w:id="58" w:name="X7a0a11100b1df5044591faf87cce25d4e6c2369"/>
     <w:p>
       <w:pPr>
         <w:pStyle w:val="Heading1"/>
@@ -9169,7 +9322,7 @@
         <w:t xml:space="preserve">8. Book 07 — Groups and Conditional Access Perimeter</w:t>
       </w:r>
     </w:p>
-    <w:bookmarkStart w:id="52" w:name="X1107b81bbc895d74988d1900d40e686f548e3ce"/>
+    <w:bookmarkStart w:id="55" w:name="X1107b81bbc895d74988d1900d40e686f548e3ce"/>
     <w:p>
       <w:pPr>
         <w:pStyle w:val="Heading2"/>
@@ -9450,8 +9603,8 @@
         <w:t xml:space="preserve">Groups are created in Entra ID and assigned membership via dynamic membership rules based on HR-derived attributes where the workload is user access, or manually managed for service account groups.</w:t>
       </w:r>
     </w:p>
-    <w:bookmarkEnd w:id="52"/>
-    <w:bookmarkStart w:id="53" w:name="dynamic-group-configuration"/>
+    <w:bookmarkEnd w:id="55"/>
+    <w:bookmarkStart w:id="56" w:name="dynamic-group-configuration"/>
     <w:p>
       <w:pPr>
         <w:pStyle w:val="Heading2"/>
@@ -9514,8 +9667,8 @@
         <w:t xml:space="preserve">Dynamic groups sync membership continuously — no manual provisioning when users change roles.</w:t>
       </w:r>
     </w:p>
-    <w:bookmarkEnd w:id="53"/>
-    <w:bookmarkStart w:id="54" w:name="conditional-access-policy-for-sql"/>
+    <w:bookmarkEnd w:id="56"/>
+    <w:bookmarkStart w:id="57" w:name="conditional-access-policy-for-sql"/>
     <w:p>
       <w:pPr>
         <w:pStyle w:val="Heading2"/>
@@ -9668,9 +9821,9 @@
         </w:pict>
       </w:r>
     </w:p>
-    <w:bookmarkEnd w:id="54"/>
-    <w:bookmarkEnd w:id="55"/>
-    <w:bookmarkStart w:id="59" w:name="X7047f8f783c79c482fa905e493f9e23efb95604"/>
+    <w:bookmarkEnd w:id="57"/>
+    <w:bookmarkEnd w:id="58"/>
+    <w:bookmarkStart w:id="62" w:name="X7047f8f783c79c482fa905e493f9e23efb95604"/>
     <w:p>
       <w:pPr>
         <w:pStyle w:val="Heading1"/>
@@ -9679,7 +9832,7 @@
         <w:t xml:space="preserve">9. Book 08 — Application Chain and Connection Strings</w:t>
       </w:r>
     </w:p>
-    <w:bookmarkStart w:id="56" w:name="connection-string-inventory"/>
+    <w:bookmarkStart w:id="59" w:name="connection-string-inventory"/>
     <w:p>
       <w:pPr>
         <w:pStyle w:val="Heading2"/>
@@ -10079,8 +10232,8 @@
         <w:t xml:space="preserve">.csv"</w:t>
       </w:r>
     </w:p>
-    <w:bookmarkEnd w:id="56"/>
-    <w:bookmarkStart w:id="57" w:name="connection-string-transformation"/>
+    <w:bookmarkEnd w:id="59"/>
+    <w:bookmarkStart w:id="60" w:name="connection-string-transformation"/>
     <w:p>
       <w:pPr>
         <w:pStyle w:val="Heading2"/>
@@ -10393,8 +10546,8 @@
         <w:t xml:space="preserve">();</w:t>
       </w:r>
     </w:p>
-    <w:bookmarkEnd w:id="57"/>
-    <w:bookmarkStart w:id="58" w:name="odbc-data-source-migration"/>
+    <w:bookmarkEnd w:id="60"/>
+    <w:bookmarkStart w:id="61" w:name="odbc-data-source-migration"/>
     <w:p>
       <w:pPr>
         <w:pStyle w:val="Heading2"/>
@@ -10622,9 +10775,9 @@
         </w:pict>
       </w:r>
     </w:p>
-    <w:bookmarkEnd w:id="58"/>
-    <w:bookmarkEnd w:id="59"/>
-    <w:bookmarkStart w:id="63" w:name="X420d03aaf9fefcee86f15dfaadd02f108b18c85"/>
+    <w:bookmarkEnd w:id="61"/>
+    <w:bookmarkEnd w:id="62"/>
+    <w:bookmarkStart w:id="66" w:name="X420d03aaf9fefcee86f15dfaadd02f108b18c85"/>
     <w:p>
       <w:pPr>
         <w:pStyle w:val="Heading1"/>
@@ -10653,7 +10806,7 @@
       <w:r>
         <w:t xml:space="preserve"> </w:t>
       </w:r>
-      <w:hyperlink r:id="rId60">
+      <w:hyperlink r:id="rId63">
         <w:r>
           <w:rPr>
             <w:rStyle w:val="Hyperlink"/>
@@ -10665,7 +10818,7 @@
         <w:t xml:space="preserve">.</w:t>
       </w:r>
     </w:p>
-    <w:bookmarkStart w:id="61" w:name="monitoring-queries"/>
+    <w:bookmarkStart w:id="64" w:name="monitoring-queries"/>
     <w:p>
       <w:pPr>
         <w:pStyle w:val="Heading2"/>
@@ -11161,8 +11314,8 @@
         <w:t xml:space="preserve">-- Alert if 'sa' row has is_disabled = 0</w:t>
       </w:r>
     </w:p>
-    <w:bookmarkEnd w:id="61"/>
-    <w:bookmarkStart w:id="62" w:name="compliance-record-export"/>
+    <w:bookmarkEnd w:id="64"/>
+    <w:bookmarkStart w:id="65" w:name="compliance-record-export"/>
     <w:p>
       <w:pPr>
         <w:pStyle w:val="Heading2"/>
@@ -11845,9 +11998,9 @@
         </w:pict>
       </w:r>
     </w:p>
-    <w:bookmarkEnd w:id="62"/>
-    <w:bookmarkEnd w:id="63"/>
-    <w:bookmarkStart w:id="67" w:name="X4c0e93523fa6f73f465bbd9f2d1d2a8974358ca"/>
+    <w:bookmarkEnd w:id="65"/>
+    <w:bookmarkEnd w:id="66"/>
+    <w:bookmarkStart w:id="70" w:name="X4c0e93523fa6f73f465bbd9f2d1d2a8974358ca"/>
     <w:p>
       <w:pPr>
         <w:pStyle w:val="Heading1"/>
@@ -11856,7 +12009,7 @@
         <w:t xml:space="preserve">11. Book 10 — Certificate Discovery and ADCS Dependencies</w:t>
       </w:r>
     </w:p>
-    <w:bookmarkStart w:id="64" w:name="tls-certificate-inventory"/>
+    <w:bookmarkStart w:id="67" w:name="tls-certificate-inventory"/>
     <w:p>
       <w:pPr>
         <w:pStyle w:val="Heading2"/>
@@ -12308,8 +12461,8 @@
         <w:t xml:space="preserve">}</w:t>
       </w:r>
     </w:p>
-    <w:bookmarkEnd w:id="64"/>
-    <w:bookmarkStart w:id="65" w:name="adcs-enrollment-status"/>
+    <w:bookmarkEnd w:id="67"/>
+    <w:bookmarkStart w:id="68" w:name="adcs-enrollment-status"/>
     <w:p>
       <w:pPr>
         <w:pStyle w:val="Heading2"/>
@@ -12740,8 +12893,8 @@
         <w:t xml:space="preserve">}</w:t>
       </w:r>
     </w:p>
-    <w:bookmarkEnd w:id="65"/>
-    <w:bookmarkStart w:id="66" w:name="certificate-pinning-detection"/>
+    <w:bookmarkEnd w:id="68"/>
+    <w:bookmarkStart w:id="69" w:name="certificate-pinning-detection"/>
     <w:p>
       <w:pPr>
         <w:pStyle w:val="Heading2"/>
@@ -13130,9 +13283,9 @@
         </w:pict>
       </w:r>
     </w:p>
-    <w:bookmarkEnd w:id="66"/>
-    <w:bookmarkEnd w:id="67"/>
-    <w:bookmarkStart w:id="68" w:name="implementation-checklist-summary"/>
+    <w:bookmarkEnd w:id="69"/>
+    <w:bookmarkEnd w:id="70"/>
+    <w:bookmarkStart w:id="71" w:name="implementation-checklist-summary"/>
     <w:p>
       <w:pPr>
         <w:pStyle w:val="Heading1"/>
@@ -14941,7 +15094,7 @@
         <w:t xml:space="preserve">Upon completion of all 10 books for all retained instances, the SQL Server estate is in the transformed posture described in Part 7 of this series.</w:t>
       </w:r>
     </w:p>
-    <w:bookmarkEnd w:id="68"/>
+    <w:bookmarkEnd w:id="71"/>
     <w:sectPr>
       <w:footnotePr>
         <w:numRestart w:val="eachSect"/>

--- a/inbox/Application Aware Networking/Book_08_FedAAN_SQL_Server_Implementation_Guide.docx
+++ b/inbox/Application Aware Networking/Book_08_FedAAN_SQL_Server_Implementation_Guide.docx
@@ -16116,22 +16116,32 @@
   <w:style w:default="1" w:styleId="Table" w:type="table">
     <w:name w:val="Table"/>
     <w:basedOn w:val="TableNormal"/>
-    <w:semiHidden/>
-    <w:unhideWhenUsed/>
+    <w:uiPriority w:val="59"/>
     <w:qFormat/>
     <w:tblPr>
       <w:tblInd w:type="dxa" w:w="0"/>
+      <w:tblBorders>
+        <w:top w:color="0078D4" w:space="0" w:sz="12" w:val="single"/>
+        <w:bottom w:color="0078D4" w:space="0" w:sz="12" w:val="single"/>
+        <w:left w:val="nil"/>
+        <w:right w:val="nil"/>
+        <w:insideH w:color="D1D5DA" w:space="0" w:sz="4" w:val="single"/>
+        <w:insideV w:val="nil"/>
+      </w:tblBorders>
       <w:tblCellMar>
-        <w:top w:type="dxa" w:w="0"/>
+        <w:top w:type="dxa" w:w="80"/>
         <w:left w:type="dxa" w:w="108"/>
-        <w:bottom w:type="dxa" w:w="0"/>
+        <w:bottom w:type="dxa" w:w="80"/>
         <w:right w:type="dxa" w:w="108"/>
       </w:tblCellMar>
     </w:tblPr>
     <w:tblStylePr w:type="firstRow">
+      <w:rPr>
+        <w:b/>
+      </w:rPr>
       <w:tcPr>
         <w:tcBorders>
-          <w:bottom w:val="single"/>
+          <w:bottom w:color="0078D4" w:space="0" w:sz="8" w:val="single"/>
         </w:tcBorders>
         <w:vAlign w:val="bottom"/>
       </w:tcPr>
@@ -16192,6 +16202,29 @@
     <w:basedOn w:val="DefaultParagraphFont"/>
     <w:link w:val="BodyText"/>
   </w:style>
+  <w:style w:customStyle="1" w:styleId="SourceCode" w:type="paragraph">
+    <w:name w:val="Source Code"/>
+    <w:basedOn w:val="Normal"/>
+    <w:link w:val="VerbatimChar"/>
+    <w:pPr>
+      <w:pBdr>
+        <w:top w:color="D1D5DA" w:space="6" w:sz="6" w:val="single"/>
+        <w:left w:color="D1D5DA" w:space="6" w:sz="6" w:val="single"/>
+        <w:bottom w:color="D1D5DA" w:space="6" w:sz="6" w:val="single"/>
+        <w:right w:color="D1D5DA" w:space="6" w:sz="6" w:val="single"/>
+      </w:pBdr>
+      <w:shd w:fill="F6F8FA" w:val="clear"/>
+      <w:wordWrap w:val="off"/>
+      <w:spacing w:after="0" w:before="0" w:line="240" w:lineRule="auto"/>
+      <w:ind w:left="144" w:right="144"/>
+      <w:contextualSpacing/>
+    </w:pPr>
+    <w:rPr>
+      <w:rFonts w:ascii="Consolas" w:hAnsi="Consolas"/>
+      <w:color w:val="24292E"/>
+      <w:sz w:val="18"/>
+    </w:rPr>
+  </w:style>
   <w:style w:customStyle="1" w:styleId="VerbatimChar" w:type="character">
     <w:name w:val="Verbatim Char"/>
     <w:basedOn w:val="BodyTextChar"/>
@@ -16235,15 +16268,6 @@
       <w:bCs w:val="0"/>
       <w:color w:themeColor="accent1" w:themeShade="BF" w:val="365F91"/>
     </w:rPr>
-  </w:style>
-  <w:style w:type="paragraph" w:customStyle="1" w:styleId="SourceCode">
-    <w:name w:val="Source Code"/>
-    <w:basedOn w:val="Normal"/>
-    <w:link w:val="VerbatimChar"/>
-    <w:pPr>
-      <w:wordWrap w:val="off"/>
-      <w:shd w:val="clear" w:fill="f1f3f5"/>
-    </w:pPr>
   </w:style>
   <w:style w:type="character" w:customStyle="1" w:styleId="KeywordTok">
     <w:name w:val="KeywordTok"/>
